--- a/homework/zhilnikova/Актуализация_концептуального_аппарата_ВКР_Рослов.docx
+++ b/homework/zhilnikova/Актуализация_концептуального_аппарата_ВКР_Рослов.docx
@@ -708,6 +708,7 @@
     </w:p>
     <w:p>
       <w:pPr>
+        <w:keepNext/>
         <w:spacing w:after="120" w:before="0" w:line="360" w:lineRule="auto"/>
         <w:ind w:firstLine="709"/>
         <w:jc w:val="left"/>
@@ -740,6 +741,7 @@
     </w:p>
     <w:p>
       <w:pPr>
+        <w:keepNext/>
         <w:spacing w:after="120" w:before="200" w:line="360" w:lineRule="auto"/>
         <w:ind w:firstLine="709"/>
         <w:jc w:val="left"/>
@@ -820,6 +822,7 @@
     </w:p>
     <w:p>
       <w:pPr>
+        <w:keepNext/>
         <w:spacing w:after="120" w:before="200" w:line="360" w:lineRule="auto"/>
         <w:ind w:firstLine="709"/>
         <w:jc w:val="left"/>
@@ -868,6 +871,7 @@
     </w:p>
     <w:p>
       <w:pPr>
+        <w:keepNext/>
         <w:spacing w:after="120" w:before="200" w:line="360" w:lineRule="auto"/>
         <w:ind w:firstLine="709"/>
         <w:jc w:val="left"/>
@@ -916,6 +920,7 @@
     </w:p>
     <w:p>
       <w:pPr>
+        <w:keepNext/>
         <w:spacing w:after="120" w:before="200" w:line="360" w:lineRule="auto"/>
         <w:ind w:firstLine="709"/>
         <w:jc w:val="left"/>
@@ -1012,6 +1017,7 @@
     </w:p>
     <w:p>
       <w:pPr>
+        <w:keepNext/>
         <w:spacing w:after="120" w:before="200" w:line="360" w:lineRule="auto"/>
         <w:ind w:firstLine="709"/>
         <w:jc w:val="left"/>
@@ -1693,6 +1699,7 @@
     </w:p>
     <w:p>
       <w:pPr>
+        <w:keepNext/>
         <w:spacing w:after="120" w:before="200" w:line="360" w:lineRule="auto"/>
         <w:ind w:firstLine="709"/>
         <w:jc w:val="left"/>
